--- a/laporan/Proposal - 2207113381 - DRIN MARSAL ALBARI (AutoRecovered).docx
+++ b/laporan/Proposal - 2207113381 - DRIN MARSAL ALBARI (AutoRecovered).docx
@@ -1,6 +1,7 @@
 
 <file path=word/document.xml><?xml version="1.0" encoding="utf-8"?>
 <w:document xmlns:wpc="http://schemas.microsoft.com/office/word/2010/wordprocessingCanvas" xmlns:cx="http://schemas.microsoft.com/office/drawing/2014/chartex" xmlns:cx1="http://schemas.microsoft.com/office/drawing/2015/9/8/chartex" xmlns:cx2="http://schemas.microsoft.com/office/drawing/2015/10/21/chartex" xmlns:cx3="http://schemas.microsoft.com/office/drawing/2016/5/9/chartex" xmlns:cx4="http://schemas.microsoft.com/office/drawing/2016/5/10/chartex" xmlns:cx5="http://schemas.microsoft.com/office/drawing/2016/5/11/chartex" xmlns:cx6="http://schemas.microsoft.com/office/drawing/2016/5/12/chartex" xmlns:cx7="http://schemas.microsoft.com/office/drawing/2016/5/13/chartex" xmlns:cx8="http://schemas.microsoft.com/office/drawing/2016/5/14/chartex" xmlns:mc="http://schemas.openxmlformats.org/markup-compatibility/2006" xmlns:aink="http://schemas.microsoft.com/office/drawing/2016/ink" xmlns:am3d="http://schemas.microsoft.com/office/drawing/2017/model3d" xmlns:o="urn:schemas-microsoft-com:office:office" xmlns:oel="http://schemas.microsoft.com/office/2019/extlst" xmlns:r="http://schemas.openxmlformats.org/officeDocument/2006/relationships" xmlns:m="http://schemas.openxmlformats.org/officeDocument/2006/math" xmlns:v="urn:schemas-microsoft-com:vml" xmlns:wp14="http://schemas.microsoft.com/office/word/2010/wordprocessingDrawing" xmlns:wp="http://schemas.openxmlformats.org/drawingml/2006/wordprocessingDrawing" xmlns:w10="urn:schemas-microsoft-com:office:word" xmlns:w="http://schemas.openxmlformats.org/wordprocessingml/2006/main" xmlns:w14="http://schemas.microsoft.com/office/word/2010/wordml" xmlns:w15="http://schemas.microsoft.com/office/word/2012/wordml" xmlns:w16cex="http://schemas.microsoft.com/office/word/2018/wordml/cex" xmlns:w16cid="http://schemas.microsoft.com/office/word/2016/wordml/cid" xmlns:w16="http://schemas.microsoft.com/office/word/2018/wordml" xmlns:w16du="http://schemas.microsoft.com/office/word/2023/wordml/word16du" xmlns:w16sdtdh="http://schemas.microsoft.com/office/word/2020/wordml/sdtdatahash" xmlns:w16sdtfl="http://schemas.microsoft.com/office/word/2024/wordml/sdtformatlock" xmlns:w16se="http://schemas.microsoft.com/office/word/2015/wordml/symex" xmlns:wpg="http://schemas.microsoft.com/office/word/2010/wordprocessingGroup" xmlns:wpi="http://schemas.microsoft.com/office/word/2010/wordprocessingInk" xmlns:wne="http://schemas.microsoft.com/office/word/2006/wordml" xmlns:wps="http://schemas.microsoft.com/office/word/2010/wordprocessingShape" mc:Ignorable="w14 w15 w16se w16cid w16 w16cex w16sdtdh w16sdtfl w16du wp14">
+  <w:background w:color="FFFFFF" w:themeColor="background1"/>
   <w:body>
     <w:p>
       <w:pPr>
@@ -420,28 +421,37 @@
           <w:sz w:val="28"/>
           <w:szCs w:val="28"/>
         </w:rPr>
-        <w:t>2025</w:t>
+        <w:t>202</w:t>
       </w:r>
       <w:bookmarkStart w:id="1" w:name="_Toc172506846"/>
-    </w:p>
-    <w:p>
-      <w:pPr>
-        <w:spacing w:after="160" w:line="259" w:lineRule="auto"/>
-        <w:jc w:val="left"/>
+      <w:r>
         <w:rPr>
           <w:b/>
           <w:bCs/>
           <w:sz w:val="28"/>
           <w:szCs w:val="28"/>
         </w:rPr>
-      </w:pPr>
-      <w:r>
+        <w:t>4</w:t>
+      </w:r>
+    </w:p>
+    <w:p>
+      <w:pPr>
+        <w:spacing w:after="160" w:line="259" w:lineRule="auto"/>
+        <w:jc w:val="left"/>
         <w:rPr>
           <w:b/>
           <w:bCs/>
           <w:sz w:val="28"/>
           <w:szCs w:val="28"/>
         </w:rPr>
+      </w:pPr>
+      <w:r>
+        <w:rPr>
+          <w:b/>
+          <w:bCs/>
+          <w:sz w:val="28"/>
+          <w:szCs w:val="28"/>
+        </w:rPr>
         <w:br w:type="page"/>
       </w:r>
     </w:p>
@@ -2408,7 +2418,19 @@
           <w:rPr>
             <w:rStyle w:val="Hyperlink"/>
           </w:rPr>
-          <w:t>Metode Penelitian</w:t>
+          <w:t>Metode Pe</w:t>
+        </w:r>
+        <w:r>
+          <w:rPr>
+            <w:rStyle w:val="Hyperlink"/>
+          </w:rPr>
+          <w:t>n</w:t>
+        </w:r>
+        <w:r>
+          <w:rPr>
+            <w:rStyle w:val="Hyperlink"/>
+          </w:rPr>
+          <w:t>elitian</w:t>
         </w:r>
         <w:r>
           <w:rPr>
@@ -18661,7 +18683,6 @@
     <w:rsid w:val="002E3EFF"/>
     <w:rsid w:val="00463285"/>
     <w:rsid w:val="00563846"/>
-    <w:rsid w:val="005F5D0A"/>
     <w:rsid w:val="00617612"/>
     <w:rsid w:val="006E6E4C"/>
     <w:rsid w:val="0072718B"/>
@@ -18673,6 +18694,7 @@
     <w:rsid w:val="00964365"/>
     <w:rsid w:val="009913C3"/>
     <w:rsid w:val="00A61B87"/>
+    <w:rsid w:val="00BB2C88"/>
     <w:rsid w:val="00BE3DA8"/>
     <w:rsid w:val="00D503EC"/>
     <w:rsid w:val="00E44E9B"/>
